--- a/sba_application/17_mipa_negotiation_2026-07-22/MIPA Refuge Hospice Rev1.02 - GS Reply to Bender Comments.docx
+++ b/sba_application/17_mipa_negotiation_2026-07-22/MIPA Refuge Hospice Rev1.02 - GS Reply to Bender Comments.docx
@@ -3349,7 +3349,7 @@
         <w:annotationRef/>
       </w:r>
       <w:r>
-        <w:t xml:space="preserve">Following up – no response yet on the proposed Section 1.09. Given Palmetto’s 3/20/26 reactivation letter placed the Company under enhanced oversight with prepayment medical review from the first claim, a deferral mechanism protects both sides if a CMS-driven payment delay pushes into the installment schedule. The cap (12 months aggregate, interest continues to accrue, maturity extends day-for-day) means Sellers lose nothing but time. Happy to discuss if there’s a concern with the mechanism itself.</w:t>
+        <w:t xml:space="preserve">Following up – no response yet on the proposed Section 1.09. Given Palmetto’s March 2026 reactivation letter placed the Company under enhanced oversight with prepayment medical review from the first claim, a deferral mechanism protects both sides if a CMS-driven payment delay pushes into the installment schedule. The cap (12 months aggregate, interest continues to accrue, maturity extends day-for-day) means Sellers lose nothing but time. Happy to discuss if there’s a concern with the mechanism itself.</w:t>
       </w:r>
     </w:p>
   </w:comment>
